--- a/public/studentsfinalforms/Form 3_Ethical Form For Students Thesis-Projects (for Medical Sciences).docx
+++ b/public/studentsfinalforms/Form 3_Ethical Form For Students Thesis-Projects (for Medical Sciences).docx
@@ -1,6 +1,6 @@
 
 <file path=word/document.xml><?xml version="1.0" encoding="utf-8"?>
-<w:document xmlns:wpc="http://schemas.microsoft.com/office/word/2010/wordprocessingCanvas" xmlns:cx="http://schemas.microsoft.com/office/drawing/2014/chartex" xmlns:cx1="http://schemas.microsoft.com/office/drawing/2015/9/8/chartex" xmlns:cx2="http://schemas.microsoft.com/office/drawing/2015/10/21/chartex" xmlns:cx3="http://schemas.microsoft.com/office/drawing/2016/5/9/chartex" xmlns:cx4="http://schemas.microsoft.com/office/drawing/2016/5/10/chartex" xmlns:cx5="http://schemas.microsoft.com/office/drawing/2016/5/11/chartex" xmlns:cx6="http://schemas.microsoft.com/office/drawing/2016/5/12/chartex" xmlns:cx7="http://schemas.microsoft.com/office/drawing/2016/5/13/chartex" xmlns:cx8="http://schemas.microsoft.com/office/drawing/2016/5/14/chartex" xmlns:mc="http://schemas.openxmlformats.org/markup-compatibility/2006" xmlns:aink="http://schemas.microsoft.com/office/drawing/2016/ink" xmlns:am3d="http://schemas.microsoft.com/office/drawing/2017/model3d" xmlns:o="urn:schemas-microsoft-com:office:office" xmlns:r="http://schemas.openxmlformats.org/officeDocument/2006/relationships" xmlns:m="http://schemas.openxmlformats.org/officeDocument/2006/math" xmlns:v="urn:schemas-microsoft-com:vml" xmlns:wp14="http://schemas.microsoft.com/office/word/2010/wordprocessingDrawing" xmlns:wp="http://schemas.openxmlformats.org/drawingml/2006/wordprocessingDrawing" xmlns:w10="urn:schemas-microsoft-com:office:word" xmlns:w="http://schemas.openxmlformats.org/wordprocessingml/2006/main" xmlns:w14="http://schemas.microsoft.com/office/word/2010/wordml" xmlns:w15="http://schemas.microsoft.com/office/word/2012/wordml" xmlns:w16cex="http://schemas.microsoft.com/office/word/2018/wordml/cex" xmlns:w16cid="http://schemas.microsoft.com/office/word/2016/wordml/cid" xmlns:w16="http://schemas.microsoft.com/office/word/2018/wordml" xmlns:w16sdtdh="http://schemas.microsoft.com/office/word/2020/wordml/sdtdatahash" xmlns:w16se="http://schemas.microsoft.com/office/word/2015/wordml/symex" xmlns:wpg="http://schemas.microsoft.com/office/word/2010/wordprocessingGroup" xmlns:wpi="http://schemas.microsoft.com/office/word/2010/wordprocessingInk" xmlns:wne="http://schemas.microsoft.com/office/word/2006/wordml" xmlns:wps="http://schemas.microsoft.com/office/word/2010/wordprocessingShape" mc:Ignorable="w14 w15 w16se w16cid w16 w16cex w16sdtdh wp14">
+<w:document xmlns:wpc="http://schemas.microsoft.com/office/word/2010/wordprocessingCanvas" xmlns:cx="http://schemas.microsoft.com/office/drawing/2014/chartex" xmlns:cx1="http://schemas.microsoft.com/office/drawing/2015/9/8/chartex" xmlns:cx2="http://schemas.microsoft.com/office/drawing/2015/10/21/chartex" xmlns:cx3="http://schemas.microsoft.com/office/drawing/2016/5/9/chartex" xmlns:cx4="http://schemas.microsoft.com/office/drawing/2016/5/10/chartex" xmlns:cx5="http://schemas.microsoft.com/office/drawing/2016/5/11/chartex" xmlns:cx6="http://schemas.microsoft.com/office/drawing/2016/5/12/chartex" xmlns:cx7="http://schemas.microsoft.com/office/drawing/2016/5/13/chartex" xmlns:cx8="http://schemas.microsoft.com/office/drawing/2016/5/14/chartex" xmlns:mc="http://schemas.openxmlformats.org/markup-compatibility/2006" xmlns:aink="http://schemas.microsoft.com/office/drawing/2016/ink" xmlns:am3d="http://schemas.microsoft.com/office/drawing/2017/model3d" xmlns:o="urn:schemas-microsoft-com:office:office" xmlns:oel="http://schemas.microsoft.com/office/2019/extlst" xmlns:r="http://schemas.openxmlformats.org/officeDocument/2006/relationships" xmlns:m="http://schemas.openxmlformats.org/officeDocument/2006/math" xmlns:v="urn:schemas-microsoft-com:vml" xmlns:wp14="http://schemas.microsoft.com/office/word/2010/wordprocessingDrawing" xmlns:wp="http://schemas.openxmlformats.org/drawingml/2006/wordprocessingDrawing" xmlns:w10="urn:schemas-microsoft-com:office:word" xmlns:w="http://schemas.openxmlformats.org/wordprocessingml/2006/main" xmlns:w14="http://schemas.microsoft.com/office/word/2010/wordml" xmlns:w15="http://schemas.microsoft.com/office/word/2012/wordml" xmlns:w16cex="http://schemas.microsoft.com/office/word/2018/wordml/cex" xmlns:w16cid="http://schemas.microsoft.com/office/word/2016/wordml/cid" xmlns:w16="http://schemas.microsoft.com/office/word/2018/wordml" xmlns:w16du="http://schemas.microsoft.com/office/word/2023/wordml/word16du" xmlns:w16sdtdh="http://schemas.microsoft.com/office/word/2020/wordml/sdtdatahash" xmlns:w16sdtfl="http://schemas.microsoft.com/office/word/2024/wordml/sdtformatlock" xmlns:w16se="http://schemas.microsoft.com/office/word/2015/wordml/symex" xmlns:wpg="http://schemas.microsoft.com/office/word/2010/wordprocessingGroup" xmlns:wpi="http://schemas.microsoft.com/office/word/2010/wordprocessingInk" xmlns:wne="http://schemas.microsoft.com/office/word/2006/wordml" xmlns:wps="http://schemas.microsoft.com/office/word/2010/wordprocessingShape" mc:Ignorable="w14 w15 w16se w16cid w16 w16cex w16sdtdh w16sdtfl w16du wp14">
   <w:body>
     <w:p>
       <w:pPr>
@@ -435,14 +435,6 @@
                 <w:szCs w:val="24"/>
               </w:rPr>
             </w:pPr>
-            <w:r>
-              <w:rPr>
-                <w:rFonts w:ascii="Times New Roman" w:hAnsi="Times New Roman" w:cs="Times New Roman"/>
-                <w:sz w:val="24"/>
-                <w:szCs w:val="24"/>
-              </w:rPr>
-              <w:t xml:space="preserve">Auto fetch from SAP database </w:t>
-            </w:r>
           </w:p>
         </w:tc>
       </w:tr>
@@ -531,14 +523,6 @@
                 <w:szCs w:val="24"/>
               </w:rPr>
             </w:pPr>
-            <w:r>
-              <w:rPr>
-                <w:rFonts w:ascii="Times New Roman" w:hAnsi="Times New Roman" w:cs="Times New Roman"/>
-                <w:sz w:val="24"/>
-                <w:szCs w:val="24"/>
-              </w:rPr>
-              <w:t xml:space="preserve">Auto fetch from SAP database </w:t>
-            </w:r>
           </w:p>
         </w:tc>
       </w:tr>
@@ -581,14 +565,6 @@
                 <w:szCs w:val="24"/>
               </w:rPr>
             </w:pPr>
-            <w:r>
-              <w:rPr>
-                <w:rFonts w:ascii="Times New Roman" w:hAnsi="Times New Roman" w:cs="Times New Roman"/>
-                <w:sz w:val="24"/>
-                <w:szCs w:val="24"/>
-              </w:rPr>
-              <w:t xml:space="preserve">Auto fetch from SAP database </w:t>
-            </w:r>
           </w:p>
         </w:tc>
       </w:tr>
@@ -631,14 +607,6 @@
                 <w:szCs w:val="24"/>
               </w:rPr>
             </w:pPr>
-            <w:r>
-              <w:rPr>
-                <w:rFonts w:ascii="Times New Roman" w:hAnsi="Times New Roman" w:cs="Times New Roman"/>
-                <w:sz w:val="24"/>
-                <w:szCs w:val="24"/>
-              </w:rPr>
-              <w:t xml:space="preserve">Auto fetch from SAP database </w:t>
-            </w:r>
           </w:p>
         </w:tc>
       </w:tr>
@@ -723,14 +691,6 @@
                 <w:szCs w:val="24"/>
               </w:rPr>
             </w:pPr>
-            <w:r>
-              <w:rPr>
-                <w:rFonts w:ascii="Times New Roman" w:hAnsi="Times New Roman" w:cs="Times New Roman"/>
-                <w:sz w:val="24"/>
-                <w:szCs w:val="24"/>
-              </w:rPr>
-              <w:t xml:space="preserve">Auto fetch from SAP database </w:t>
-            </w:r>
           </w:p>
         </w:tc>
       </w:tr>
@@ -819,14 +779,6 @@
                 <w:szCs w:val="24"/>
               </w:rPr>
             </w:pPr>
-            <w:r>
-              <w:rPr>
-                <w:rFonts w:ascii="Times New Roman" w:hAnsi="Times New Roman" w:cs="Times New Roman"/>
-                <w:sz w:val="24"/>
-                <w:szCs w:val="24"/>
-              </w:rPr>
-              <w:t xml:space="preserve">Auto fetch from SAP database </w:t>
-            </w:r>
           </w:p>
         </w:tc>
       </w:tr>
@@ -869,14 +821,6 @@
                 <w:szCs w:val="24"/>
               </w:rPr>
             </w:pPr>
-            <w:r>
-              <w:rPr>
-                <w:rFonts w:ascii="Times New Roman" w:hAnsi="Times New Roman" w:cs="Times New Roman"/>
-                <w:sz w:val="24"/>
-                <w:szCs w:val="24"/>
-              </w:rPr>
-              <w:t xml:space="preserve">Auto fetch from SAP database </w:t>
-            </w:r>
           </w:p>
         </w:tc>
       </w:tr>
@@ -919,14 +863,6 @@
                 <w:szCs w:val="24"/>
               </w:rPr>
             </w:pPr>
-            <w:r>
-              <w:rPr>
-                <w:rFonts w:ascii="Times New Roman" w:hAnsi="Times New Roman" w:cs="Times New Roman"/>
-                <w:sz w:val="24"/>
-                <w:szCs w:val="24"/>
-              </w:rPr>
-              <w:t xml:space="preserve">Auto fetch from SAP database </w:t>
-            </w:r>
           </w:p>
         </w:tc>
       </w:tr>
@@ -1574,9 +1510,11 @@
       </w:r>
     </w:p>
     <w:p>
+      <w:proofErr w:type="spellStart"/>
       <w:r>
         <w:t>i</w:t>
       </w:r>
+      <w:proofErr w:type="spellEnd"/>
       <w:r>
         <w:t xml:space="preserve">) Select the appropriate purpose of the research: </w:t>
       </w:r>
@@ -2111,7 +2049,7 @@
               </wp:anchor>
             </w:drawing>
           </mc:Choice>
-          <mc:Fallback xmlns:w16sdtfl="http://schemas.microsoft.com/office/word/2024/wordml/sdtformatlock" xmlns:w16du="http://schemas.microsoft.com/office/word/2023/wordml/word16du" xmlns:oel="http://schemas.microsoft.com/office/2019/extlst">
+          <mc:Fallback>
             <w:pict>
               <v:line w14:anchorId="041E08B3" id="Straight Connector 2" o:spid="_x0000_s1026" style="position:absolute;z-index:251696128;visibility:visible;mso-wrap-style:square;mso-width-percent:0;mso-height-percent:0;mso-wrap-distance-left:9pt;mso-wrap-distance-top:0;mso-wrap-distance-right:9pt;mso-wrap-distance-bottom:0;mso-position-horizontal:absolute;mso-position-horizontal-relative:text;mso-position-vertical:absolute;mso-position-vertical-relative:text;mso-width-percent:0;mso-height-percent:0;mso-width-relative:margin;mso-height-relative:margin" from="273.8pt,12.8pt" to="449.7pt,12.8pt" o:gfxdata="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" strokecolor="black [3200]" strokeweight=".5pt">
                 <v:stroke joinstyle="miter"/>
@@ -2427,7 +2365,23 @@
           <w:i/>
           <w:iCs/>
         </w:rPr>
-        <w:t>If Yes, specify the type(s):</w:t>
+        <w:t xml:space="preserve">If </w:t>
+      </w:r>
+      <w:proofErr w:type="gramStart"/>
+      <w:r>
+        <w:rPr>
+          <w:i/>
+          <w:iCs/>
+        </w:rPr>
+        <w:t>Yes</w:t>
+      </w:r>
+      <w:proofErr w:type="gramEnd"/>
+      <w:r>
+        <w:rPr>
+          <w:i/>
+          <w:iCs/>
+        </w:rPr>
+        <w:t>, specify the type(s):</w:t>
       </w:r>
       <w:r>
         <w:br/>
@@ -2636,11 +2590,19 @@
       <w:r>
         <w:t xml:space="preserve"> </w:t>
       </w:r>
-      <w:r>
-        <w:rPr>
-          <w:iCs/>
-        </w:rPr>
-        <w:t xml:space="preserve">Social Media (Facebook, Instagram, etc.) </w:t>
+      <w:proofErr w:type="gramStart"/>
+      <w:r>
+        <w:rPr>
+          <w:iCs/>
+        </w:rPr>
+        <w:t>Social Media</w:t>
+      </w:r>
+      <w:proofErr w:type="gramEnd"/>
+      <w:r>
+        <w:rPr>
+          <w:iCs/>
+        </w:rPr>
+        <w:t xml:space="preserve"> (Facebook, Instagram, etc.) </w:t>
       </w:r>
       <w:r>
         <w:rPr>
@@ -2920,7 +2882,25 @@
           <w:i/>
           <w:iCs/>
         </w:rPr>
-        <w:t xml:space="preserve">‘yes’ is selected, please attach the participant information letter (cover letter) and participant consent form. </w:t>
+        <w:t>‘</w:t>
+      </w:r>
+      <w:proofErr w:type="spellStart"/>
+      <w:r>
+        <w:rPr>
+          <w:bCs/>
+          <w:i/>
+          <w:iCs/>
+        </w:rPr>
+        <w:t>yes’</w:t>
+      </w:r>
+      <w:proofErr w:type="spellEnd"/>
+      <w:r>
+        <w:rPr>
+          <w:bCs/>
+          <w:i/>
+          <w:iCs/>
+        </w:rPr>
+        <w:t xml:space="preserve"> is selected, please attach the participant information letter (cover letter) and participant consent form. </w:t>
       </w:r>
     </w:p>
     <w:p>
@@ -3257,7 +3237,7 @@
               </wp:anchor>
             </w:drawing>
           </mc:Choice>
-          <mc:Fallback xmlns:w16sdtfl="http://schemas.microsoft.com/office/word/2024/wordml/sdtformatlock" xmlns:w16du="http://schemas.microsoft.com/office/word/2023/wordml/word16du" xmlns:oel="http://schemas.microsoft.com/office/2019/extlst">
+          <mc:Fallback>
             <w:pict>
               <v:rect w14:anchorId="3D4AFE96" id="Rectangle 1" o:spid="_x0000_s1026" style="position:absolute;margin-left:0;margin-top:.8pt;width:470.5pt;height:54.4pt;z-index:251710464;visibility:visible;mso-wrap-style:square;mso-wrap-distance-left:9pt;mso-wrap-distance-top:0;mso-wrap-distance-right:9pt;mso-wrap-distance-bottom:0;mso-position-horizontal:left;mso-position-horizontal-relative:margin;mso-position-vertical:absolute;mso-position-vertical-relative:text;v-text-anchor:middle" o:gfxdata="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" filled="f" strokecolor="#09101d [484]" strokeweight="1pt">
                 <w10:wrap anchorx="margin"/>
@@ -3399,7 +3379,7 @@
               </wp:anchor>
             </w:drawing>
           </mc:Choice>
-          <mc:Fallback xmlns:w16sdtfl="http://schemas.microsoft.com/office/word/2024/wordml/sdtformatlock" xmlns:w16du="http://schemas.microsoft.com/office/word/2023/wordml/word16du" xmlns:oel="http://schemas.microsoft.com/office/2019/extlst">
+          <mc:Fallback>
             <w:pict>
               <v:rect w14:anchorId="6C0C2E9A" id="Rectangle 1" o:spid="_x0000_s1026" style="position:absolute;margin-left:0;margin-top:2.05pt;width:470.5pt;height:54.4pt;z-index:251708416;visibility:visible;mso-wrap-style:square;mso-wrap-distance-left:9pt;mso-wrap-distance-top:0;mso-wrap-distance-right:9pt;mso-wrap-distance-bottom:0;mso-position-horizontal:left;mso-position-horizontal-relative:margin;mso-position-vertical:absolute;mso-position-vertical-relative:text;v-text-anchor:middle" o:gfxdata="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" filled="f" strokecolor="#09101d [484]" strokeweight="1pt">
                 <w10:wrap anchorx="margin"/>
@@ -3577,7 +3557,7 @@
               </wp:anchor>
             </w:drawing>
           </mc:Choice>
-          <mc:Fallback xmlns:w16sdtfl="http://schemas.microsoft.com/office/word/2024/wordml/sdtformatlock" xmlns:w16du="http://schemas.microsoft.com/office/word/2023/wordml/word16du" xmlns:oel="http://schemas.microsoft.com/office/2019/extlst">
+          <mc:Fallback>
             <w:pict>
               <v:rect w14:anchorId="285DB683" id="Rectangle 1" o:spid="_x0000_s1026" style="position:absolute;margin-left:0;margin-top:0;width:470.5pt;height:54.4pt;z-index:251667456;visibility:visible;mso-wrap-style:square;mso-wrap-distance-left:9pt;mso-wrap-distance-top:0;mso-wrap-distance-right:9pt;mso-wrap-distance-bottom:0;mso-position-horizontal:absolute;mso-position-horizontal-relative:text;mso-position-vertical:absolute;mso-position-vertical-relative:text;v-text-anchor:middle" o:gfxdata="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" filled="f" strokecolor="#09101d [484]" strokeweight="1pt"/>
             </w:pict>
@@ -3850,7 +3830,7 @@
               </wp:anchor>
             </w:drawing>
           </mc:Choice>
-          <mc:Fallback xmlns:w16sdtfl="http://schemas.microsoft.com/office/word/2024/wordml/sdtformatlock" xmlns:w16du="http://schemas.microsoft.com/office/word/2023/wordml/word16du" xmlns:oel="http://schemas.microsoft.com/office/2019/extlst">
+          <mc:Fallback>
             <w:pict>
               <v:rect w14:anchorId="4274CE16" id="Rectangle 1" o:spid="_x0000_s1026" style="position:absolute;margin-left:0;margin-top:0;width:470.5pt;height:54.4pt;z-index:251679744;visibility:visible;mso-wrap-style:square;mso-wrap-distance-left:9pt;mso-wrap-distance-top:0;mso-wrap-distance-right:9pt;mso-wrap-distance-bottom:0;mso-position-horizontal:absolute;mso-position-horizontal-relative:text;mso-position-vertical:absolute;mso-position-vertical-relative:text;v-text-anchor:middle" o:gfxdata="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" filled="f" strokecolor="#09101d [484]" strokeweight="1pt"/>
             </w:pict>
@@ -4312,7 +4292,7 @@
               </wp:anchor>
             </w:drawing>
           </mc:Choice>
-          <mc:Fallback xmlns:w16sdtfl="http://schemas.microsoft.com/office/word/2024/wordml/sdtformatlock" xmlns:w16du="http://schemas.microsoft.com/office/word/2023/wordml/word16du" xmlns:oel="http://schemas.microsoft.com/office/2019/extlst">
+          <mc:Fallback>
             <w:pict>
               <v:rect w14:anchorId="41A9CDB7" id="Rectangle 1" o:spid="_x0000_s1026" style="position:absolute;margin-left:0;margin-top:0;width:470.5pt;height:54.4pt;z-index:251681792;visibility:visible;mso-wrap-style:square;mso-wrap-distance-left:9pt;mso-wrap-distance-top:0;mso-wrap-distance-right:9pt;mso-wrap-distance-bottom:0;mso-position-horizontal:absolute;mso-position-horizontal-relative:text;mso-position-vertical:absolute;mso-position-vertical-relative:text;v-text-anchor:middle" o:gfxdata="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" filled="f" strokecolor="#09101d [484]" strokeweight="1pt"/>
             </w:pict>
@@ -4651,7 +4631,23 @@
           <w:i/>
           <w:iCs/>
         </w:rPr>
-        <w:t>If Yes, provide details of the institution, purpose of sharing, and data protection measures.</w:t>
+        <w:t xml:space="preserve">If </w:t>
+      </w:r>
+      <w:proofErr w:type="gramStart"/>
+      <w:r>
+        <w:rPr>
+          <w:i/>
+          <w:iCs/>
+        </w:rPr>
+        <w:t>Yes</w:t>
+      </w:r>
+      <w:proofErr w:type="gramEnd"/>
+      <w:r>
+        <w:rPr>
+          <w:i/>
+          <w:iCs/>
+        </w:rPr>
+        <w:t>, provide details of the institution, purpose of sharing, and data protection measures.</w:t>
       </w:r>
     </w:p>
     <w:p>
@@ -4717,7 +4713,7 @@
               </wp:anchor>
             </w:drawing>
           </mc:Choice>
-          <mc:Fallback xmlns:w16sdtfl="http://schemas.microsoft.com/office/word/2024/wordml/sdtformatlock" xmlns:w16du="http://schemas.microsoft.com/office/word/2023/wordml/word16du" xmlns:oel="http://schemas.microsoft.com/office/2019/extlst">
+          <mc:Fallback>
             <w:pict>
               <v:rect w14:anchorId="3296CB74" id="Rectangle 1" o:spid="_x0000_s1026" style="position:absolute;margin-left:0;margin-top:-.05pt;width:470.5pt;height:54.4pt;z-index:251698176;visibility:visible;mso-wrap-style:square;mso-wrap-distance-left:9pt;mso-wrap-distance-top:0;mso-wrap-distance-right:9pt;mso-wrap-distance-bottom:0;mso-position-horizontal:absolute;mso-position-horizontal-relative:text;mso-position-vertical:absolute;mso-position-vertical-relative:text;v-text-anchor:middle" o:gfxdata="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" filled="f" strokecolor="#09101d [484]" strokeweight="1pt"/>
             </w:pict>
@@ -4767,7 +4763,23 @@
           <w:i/>
           <w:iCs/>
         </w:rPr>
-        <w:t>If Yes, specify platform(s):</w:t>
+        <w:t xml:space="preserve">If </w:t>
+      </w:r>
+      <w:proofErr w:type="gramStart"/>
+      <w:r>
+        <w:rPr>
+          <w:i/>
+          <w:iCs/>
+        </w:rPr>
+        <w:t>Yes</w:t>
+      </w:r>
+      <w:proofErr w:type="gramEnd"/>
+      <w:r>
+        <w:rPr>
+          <w:i/>
+          <w:iCs/>
+        </w:rPr>
+        <w:t>, specify platform(s):</w:t>
       </w:r>
     </w:p>
     <w:p>
@@ -4833,7 +4845,7 @@
               </wp:anchor>
             </w:drawing>
           </mc:Choice>
-          <mc:Fallback xmlns:w16sdtfl="http://schemas.microsoft.com/office/word/2024/wordml/sdtformatlock" xmlns:w16du="http://schemas.microsoft.com/office/word/2023/wordml/word16du" xmlns:oel="http://schemas.microsoft.com/office/2019/extlst">
+          <mc:Fallback>
             <w:pict>
               <v:rect w14:anchorId="091C6A21" id="Rectangle 1" o:spid="_x0000_s1026" style="position:absolute;margin-left:-2.75pt;margin-top:5.5pt;width:470.5pt;height:54.4pt;z-index:251700224;visibility:visible;mso-wrap-style:square;mso-wrap-distance-left:9pt;mso-wrap-distance-top:0;mso-wrap-distance-right:9pt;mso-wrap-distance-bottom:0;mso-position-horizontal:absolute;mso-position-horizontal-relative:margin;mso-position-vertical:absolute;mso-position-vertical-relative:text;v-text-anchor:middle" o:gfxdata="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" filled="f" strokecolor="#09101d [484]" strokeweight="1pt">
                 <w10:wrap anchorx="margin"/>
@@ -4966,7 +4978,7 @@
               </wp:anchor>
             </w:drawing>
           </mc:Choice>
-          <mc:Fallback xmlns:w16sdtfl="http://schemas.microsoft.com/office/word/2024/wordml/sdtformatlock" xmlns:w16du="http://schemas.microsoft.com/office/word/2023/wordml/word16du" xmlns:oel="http://schemas.microsoft.com/office/2019/extlst">
+          <mc:Fallback>
             <w:pict>
               <v:rect w14:anchorId="271B9AE5" id="Rectangle 1" o:spid="_x0000_s1026" style="position:absolute;margin-left:0;margin-top:-.05pt;width:470.5pt;height:54.4pt;z-index:251702272;visibility:visible;mso-wrap-style:square;mso-wrap-distance-left:9pt;mso-wrap-distance-top:0;mso-wrap-distance-right:9pt;mso-wrap-distance-bottom:0;mso-position-horizontal:absolute;mso-position-horizontal-relative:text;mso-position-vertical:absolute;mso-position-vertical-relative:text;v-text-anchor:middle" o:gfxdata="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" filled="f" strokecolor="#09101d [484]" strokeweight="1pt"/>
             </w:pict>
@@ -5133,7 +5145,7 @@
               </wp:anchor>
             </w:drawing>
           </mc:Choice>
-          <mc:Fallback xmlns:w16sdtfl="http://schemas.microsoft.com/office/word/2024/wordml/sdtformatlock" xmlns:w16du="http://schemas.microsoft.com/office/word/2023/wordml/word16du" xmlns:oel="http://schemas.microsoft.com/office/2019/extlst">
+          <mc:Fallback>
             <w:pict>
               <v:rect w14:anchorId="20CF8771" id="Rectangle 1" o:spid="_x0000_s1026" style="position:absolute;margin-left:0;margin-top:-.05pt;width:433.5pt;height:50.25pt;z-index:251692032;visibility:visible;mso-wrap-style:square;mso-wrap-distance-left:9pt;mso-wrap-distance-top:0;mso-wrap-distance-right:9pt;mso-wrap-distance-bottom:0;mso-position-horizontal:absolute;mso-position-horizontal-relative:text;mso-position-vertical:absolute;mso-position-vertical-relative:text;v-text-anchor:middle" o:gfxdata="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" filled="f" strokecolor="black [3213]" strokeweight="1pt"/>
             </w:pict>
@@ -5413,7 +5425,7 @@
               </wp:anchor>
             </w:drawing>
           </mc:Choice>
-          <mc:Fallback xmlns:w16sdtfl="http://schemas.microsoft.com/office/word/2024/wordml/sdtformatlock" xmlns:w16du="http://schemas.microsoft.com/office/word/2023/wordml/word16du" xmlns:oel="http://schemas.microsoft.com/office/2019/extlst">
+          <mc:Fallback>
             <w:pict>
               <v:rect w14:anchorId="2E5DA87A" id="Rectangle 1" o:spid="_x0000_s1026" style="position:absolute;margin-left:0;margin-top:0;width:470.5pt;height:54.4pt;z-index:251706368;visibility:visible;mso-wrap-style:square;mso-wrap-distance-left:9pt;mso-wrap-distance-top:0;mso-wrap-distance-right:9pt;mso-wrap-distance-bottom:0;mso-position-horizontal:absolute;mso-position-horizontal-relative:text;mso-position-vertical:absolute;mso-position-vertical-relative:text;v-text-anchor:middle" o:gfxdata="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" filled="f" strokecolor="#09101d [484]" strokeweight="1pt"/>
             </w:pict>
@@ -5697,6 +5709,7 @@
       </w:r>
     </w:p>
     <w:p>
+      <w:proofErr w:type="gramStart"/>
       <w:r>
         <w:rPr>
           <w:rFonts w:ascii="Segoe UI Symbol" w:hAnsi="Segoe UI Symbol" w:cs="Segoe UI Symbol"/>
@@ -5707,7 +5720,11 @@
         <w:t xml:space="preserve">  </w:t>
       </w:r>
       <w:r>
-        <w:t xml:space="preserve">I _____________________ hereby certify that: I have read and understood the ethical guidelines for medical and health sciences research. The information provided in this application is accurate and complete to the best of my knowledge. I will conduct this research strictly according to the approved protocol. I will report all adverse events and protocol deviations to my supervisor and the </w:t>
+        <w:t>I</w:t>
+      </w:r>
+      <w:proofErr w:type="gramEnd"/>
+      <w:r>
+        <w:t xml:space="preserve"> _____________________ hereby certify that: I have read and understood the ethical guidelines for medical and health sciences research. The information provided in this application is accurate and complete to the best of my knowledge. I will conduct this research strictly according to the approved protocol. I will report all adverse events and protocol deviations to my supervisor and the </w:t>
       </w:r>
       <w:r>
         <w:t>I</w:t>
@@ -5727,7 +5744,7 @@
 </file>
 
 <file path=word/numbering.xml><?xml version="1.0" encoding="utf-8"?>
-<w:numbering xmlns:wpc="http://schemas.microsoft.com/office/word/2010/wordprocessingCanvas" xmlns:cx="http://schemas.microsoft.com/office/drawing/2014/chartex" xmlns:cx1="http://schemas.microsoft.com/office/drawing/2015/9/8/chartex" xmlns:cx2="http://schemas.microsoft.com/office/drawing/2015/10/21/chartex" xmlns:cx3="http://schemas.microsoft.com/office/drawing/2016/5/9/chartex" xmlns:cx4="http://schemas.microsoft.com/office/drawing/2016/5/10/chartex" xmlns:cx5="http://schemas.microsoft.com/office/drawing/2016/5/11/chartex" xmlns:cx6="http://schemas.microsoft.com/office/drawing/2016/5/12/chartex" xmlns:cx7="http://schemas.microsoft.com/office/drawing/2016/5/13/chartex" xmlns:cx8="http://schemas.microsoft.com/office/drawing/2016/5/14/chartex" xmlns:mc="http://schemas.openxmlformats.org/markup-compatibility/2006" xmlns:aink="http://schemas.microsoft.com/office/drawing/2016/ink" xmlns:am3d="http://schemas.microsoft.com/office/drawing/2017/model3d" xmlns:o="urn:schemas-microsoft-com:office:office" xmlns:r="http://schemas.openxmlformats.org/officeDocument/2006/relationships" xmlns:m="http://schemas.openxmlformats.org/officeDocument/2006/math" xmlns:v="urn:schemas-microsoft-com:vml" xmlns:wp14="http://schemas.microsoft.com/office/word/2010/wordprocessingDrawing" xmlns:wp="http://schemas.openxmlformats.org/drawingml/2006/wordprocessingDrawing" xmlns:w10="urn:schemas-microsoft-com:office:word" xmlns:w="http://schemas.openxmlformats.org/wordprocessingml/2006/main" xmlns:w14="http://schemas.microsoft.com/office/word/2010/wordml" xmlns:w15="http://schemas.microsoft.com/office/word/2012/wordml" xmlns:w16cex="http://schemas.microsoft.com/office/word/2018/wordml/cex" xmlns:w16cid="http://schemas.microsoft.com/office/word/2016/wordml/cid" xmlns:w16="http://schemas.microsoft.com/office/word/2018/wordml" xmlns:w16sdtdh="http://schemas.microsoft.com/office/word/2020/wordml/sdtdatahash" xmlns:w16se="http://schemas.microsoft.com/office/word/2015/wordml/symex" xmlns:wpg="http://schemas.microsoft.com/office/word/2010/wordprocessingGroup" xmlns:wpi="http://schemas.microsoft.com/office/word/2010/wordprocessingInk" xmlns:wne="http://schemas.microsoft.com/office/word/2006/wordml" xmlns:wps="http://schemas.microsoft.com/office/word/2010/wordprocessingShape" mc:Ignorable="w14 w15 w16se w16cid w16 w16cex w16sdtdh wp14">
+<w:numbering xmlns:wpc="http://schemas.microsoft.com/office/word/2010/wordprocessingCanvas" xmlns:cx="http://schemas.microsoft.com/office/drawing/2014/chartex" xmlns:cx1="http://schemas.microsoft.com/office/drawing/2015/9/8/chartex" xmlns:cx2="http://schemas.microsoft.com/office/drawing/2015/10/21/chartex" xmlns:cx3="http://schemas.microsoft.com/office/drawing/2016/5/9/chartex" xmlns:cx4="http://schemas.microsoft.com/office/drawing/2016/5/10/chartex" xmlns:cx5="http://schemas.microsoft.com/office/drawing/2016/5/11/chartex" xmlns:cx6="http://schemas.microsoft.com/office/drawing/2016/5/12/chartex" xmlns:cx7="http://schemas.microsoft.com/office/drawing/2016/5/13/chartex" xmlns:cx8="http://schemas.microsoft.com/office/drawing/2016/5/14/chartex" xmlns:mc="http://schemas.openxmlformats.org/markup-compatibility/2006" xmlns:aink="http://schemas.microsoft.com/office/drawing/2016/ink" xmlns:am3d="http://schemas.microsoft.com/office/drawing/2017/model3d" xmlns:o="urn:schemas-microsoft-com:office:office" xmlns:oel="http://schemas.microsoft.com/office/2019/extlst" xmlns:r="http://schemas.openxmlformats.org/officeDocument/2006/relationships" xmlns:m="http://schemas.openxmlformats.org/officeDocument/2006/math" xmlns:v="urn:schemas-microsoft-com:vml" xmlns:wp14="http://schemas.microsoft.com/office/word/2010/wordprocessingDrawing" xmlns:wp="http://schemas.openxmlformats.org/drawingml/2006/wordprocessingDrawing" xmlns:w10="urn:schemas-microsoft-com:office:word" xmlns:w="http://schemas.openxmlformats.org/wordprocessingml/2006/main" xmlns:w14="http://schemas.microsoft.com/office/word/2010/wordml" xmlns:w15="http://schemas.microsoft.com/office/word/2012/wordml" xmlns:w16cex="http://schemas.microsoft.com/office/word/2018/wordml/cex" xmlns:w16cid="http://schemas.microsoft.com/office/word/2016/wordml/cid" xmlns:w16="http://schemas.microsoft.com/office/word/2018/wordml" xmlns:w16du="http://schemas.microsoft.com/office/word/2023/wordml/word16du" xmlns:w16sdtdh="http://schemas.microsoft.com/office/word/2020/wordml/sdtdatahash" xmlns:w16sdtfl="http://schemas.microsoft.com/office/word/2024/wordml/sdtformatlock" xmlns:w16se="http://schemas.microsoft.com/office/word/2015/wordml/symex" xmlns:wpg="http://schemas.microsoft.com/office/word/2010/wordprocessingGroup" xmlns:wpi="http://schemas.microsoft.com/office/word/2010/wordprocessingInk" xmlns:wne="http://schemas.microsoft.com/office/word/2006/wordml" xmlns:wps="http://schemas.microsoft.com/office/word/2010/wordprocessingShape" mc:Ignorable="w14 w15 w16se w16cid w16 w16cex w16sdtdh w16sdtfl w16du wp14">
   <w:abstractNum w:abstractNumId="0" w15:restartNumberingAfterBreak="0">
     <w:nsid w:val="04902F49"/>
     <w:multiLevelType w:val="hybridMultilevel"/>
@@ -7680,71 +7697,71 @@
       </w:pPr>
     </w:lvl>
   </w:abstractNum>
-  <w:num w:numId="1">
+  <w:num w:numId="1" w16cid:durableId="1314721688">
     <w:abstractNumId w:val="12"/>
   </w:num>
-  <w:num w:numId="2">
+  <w:num w:numId="2" w16cid:durableId="1905454">
     <w:abstractNumId w:val="19"/>
   </w:num>
-  <w:num w:numId="3">
+  <w:num w:numId="3" w16cid:durableId="589431205">
     <w:abstractNumId w:val="18"/>
   </w:num>
-  <w:num w:numId="4">
+  <w:num w:numId="4" w16cid:durableId="52049430">
     <w:abstractNumId w:val="1"/>
   </w:num>
-  <w:num w:numId="5">
+  <w:num w:numId="5" w16cid:durableId="1794251204">
     <w:abstractNumId w:val="14"/>
   </w:num>
-  <w:num w:numId="6">
+  <w:num w:numId="6" w16cid:durableId="1464928752">
     <w:abstractNumId w:val="11"/>
   </w:num>
-  <w:num w:numId="7">
+  <w:num w:numId="7" w16cid:durableId="508569232">
     <w:abstractNumId w:val="15"/>
   </w:num>
-  <w:num w:numId="8">
+  <w:num w:numId="8" w16cid:durableId="1816222036">
     <w:abstractNumId w:val="16"/>
   </w:num>
-  <w:num w:numId="9">
+  <w:num w:numId="9" w16cid:durableId="1982733684">
     <w:abstractNumId w:val="4"/>
   </w:num>
-  <w:num w:numId="10">
+  <w:num w:numId="10" w16cid:durableId="1303997265">
     <w:abstractNumId w:val="8"/>
   </w:num>
-  <w:num w:numId="11">
+  <w:num w:numId="11" w16cid:durableId="1702627939">
     <w:abstractNumId w:val="13"/>
   </w:num>
-  <w:num w:numId="12">
+  <w:num w:numId="12" w16cid:durableId="388235797">
     <w:abstractNumId w:val="10"/>
   </w:num>
-  <w:num w:numId="13">
+  <w:num w:numId="13" w16cid:durableId="1470130085">
     <w:abstractNumId w:val="6"/>
   </w:num>
-  <w:num w:numId="14">
+  <w:num w:numId="14" w16cid:durableId="778718440">
     <w:abstractNumId w:val="0"/>
   </w:num>
-  <w:num w:numId="15">
+  <w:num w:numId="15" w16cid:durableId="1862744856">
     <w:abstractNumId w:val="5"/>
   </w:num>
-  <w:num w:numId="16">
+  <w:num w:numId="16" w16cid:durableId="1177500313">
     <w:abstractNumId w:val="2"/>
   </w:num>
-  <w:num w:numId="17">
+  <w:num w:numId="17" w16cid:durableId="116921754">
     <w:abstractNumId w:val="7"/>
   </w:num>
-  <w:num w:numId="18">
+  <w:num w:numId="18" w16cid:durableId="38097097">
     <w:abstractNumId w:val="9"/>
   </w:num>
-  <w:num w:numId="19">
+  <w:num w:numId="19" w16cid:durableId="1466585487">
     <w:abstractNumId w:val="17"/>
   </w:num>
-  <w:num w:numId="20">
+  <w:num w:numId="20" w16cid:durableId="350033402">
     <w:abstractNumId w:val="3"/>
   </w:num>
 </w:numbering>
 </file>
 
 <file path=word/styles.xml><?xml version="1.0" encoding="utf-8"?>
-<w:styles xmlns:mc="http://schemas.openxmlformats.org/markup-compatibility/2006" xmlns:r="http://schemas.openxmlformats.org/officeDocument/2006/relationships" xmlns:w="http://schemas.openxmlformats.org/wordprocessingml/2006/main" xmlns:w14="http://schemas.microsoft.com/office/word/2010/wordml" xmlns:w15="http://schemas.microsoft.com/office/word/2012/wordml" xmlns:w16cex="http://schemas.microsoft.com/office/word/2018/wordml/cex" xmlns:w16cid="http://schemas.microsoft.com/office/word/2016/wordml/cid" xmlns:w16="http://schemas.microsoft.com/office/word/2018/wordml" xmlns:w16sdtdh="http://schemas.microsoft.com/office/word/2020/wordml/sdtdatahash" xmlns:w16se="http://schemas.microsoft.com/office/word/2015/wordml/symex" mc:Ignorable="w14 w15 w16se w16cid w16 w16cex w16sdtdh">
+<w:styles xmlns:mc="http://schemas.openxmlformats.org/markup-compatibility/2006" xmlns:r="http://schemas.openxmlformats.org/officeDocument/2006/relationships" xmlns:w="http://schemas.openxmlformats.org/wordprocessingml/2006/main" xmlns:w14="http://schemas.microsoft.com/office/word/2010/wordml" xmlns:w15="http://schemas.microsoft.com/office/word/2012/wordml" xmlns:w16cex="http://schemas.microsoft.com/office/word/2018/wordml/cex" xmlns:w16cid="http://schemas.microsoft.com/office/word/2016/wordml/cid" xmlns:w16="http://schemas.microsoft.com/office/word/2018/wordml" xmlns:w16du="http://schemas.microsoft.com/office/word/2023/wordml/word16du" xmlns:w16sdtdh="http://schemas.microsoft.com/office/word/2020/wordml/sdtdatahash" xmlns:w16sdtfl="http://schemas.microsoft.com/office/word/2024/wordml/sdtformatlock" xmlns:w16se="http://schemas.microsoft.com/office/word/2015/wordml/symex" mc:Ignorable="w14 w15 w16se w16cid w16 w16cex w16sdtdh w16sdtfl w16du">
   <w:docDefaults>
     <w:rPrDefault>
       <w:rPr>
